--- a/Files/01 - Bereshis/10 - Vayigash/5783/Vayigash 5783.docx
+++ b/Files/01 - Bereshis/10 - Vayigash/5783/Vayigash 5783.docx
@@ -91,7 +91,7 @@
         <w:rPr>
           <w:rFonts w:ascii="Times New Roman" w:hAnsi="Times New Roman" w:cs="Times New Roman"/>
         </w:rPr>
-        <w:t xml:space="preserve"> and</w:t>
+        <w:t xml:space="preserve"> and </w:t>
       </w:r>
       <w:r>
         <w:rPr>
@@ -136,7 +136,7 @@
         <w:rPr>
           <w:rFonts w:ascii="Times New Roman" w:hAnsi="Times New Roman" w:cs="Times New Roman"/>
         </w:rPr>
-        <w:t xml:space="preserve"> because he accused him of stealing the</w:t>
+        <w:t xml:space="preserve"> because he accused him of stealing the </w:t>
       </w:r>
       <w:r>
         <w:rPr>
@@ -369,7 +369,7 @@
         <w:rPr>
           <w:rFonts w:ascii="Times New Roman" w:hAnsi="Times New Roman" w:cs="Times New Roman"/>
         </w:rPr>
-        <w:t xml:space="preserve"> from the immense pain of losing</w:t>
+        <w:t xml:space="preserve"> from the immense pain of losing </w:t>
       </w:r>
       <w:r>
         <w:rPr>
@@ -802,7 +802,7 @@
         <w:rPr>
           <w:rFonts w:ascii="Times New Roman" w:hAnsi="Times New Roman" w:cs="Times New Roman"/>
         </w:rPr>
-        <w:t>of course, except for</w:t>
+        <w:t xml:space="preserve">of course, except for </w:t>
       </w:r>
       <w:r>
         <w:rPr>

--- a/Files/01 - Bereshis/10 - Vayigash/5783/Vayigash 5783.docx
+++ b/Files/01 - Bereshis/10 - Vayigash/5783/Vayigash 5783.docx
@@ -884,7 +884,7 @@
           <w:rFonts w:ascii="Times New Roman" w:hAnsi="Times New Roman" w:cs="Times New Roman"/>
           <w:rtl/>
         </w:rPr>
-        <w:t xml:space="preserve"> הקב"ה</w:t>
+        <w:t xml:space="preserve"> הקב״ה</w:t>
       </w:r>
       <w:r>
         <w:rPr>
